--- a/Entrevista.docx
+++ b/Entrevista.docx
@@ -322,44 +322,32 @@
           <w:sz w:val="24"/>
           <w:szCs w:val="24"/>
         </w:rPr>
-        <w:t xml:space="preserve">Na área dos </w:t>
-      </w:r>
-      <w:proofErr w:type="gramStart"/>
-      <w:r>
-        <w:rPr>
-          <w:rFonts w:ascii="Arial" w:hAnsi="Arial" w:cs="Arial"/>
-          <w:sz w:val="24"/>
-          <w:szCs w:val="24"/>
-        </w:rPr>
-        <w:t>alunos(</w:t>
-      </w:r>
-      <w:proofErr w:type="gramEnd"/>
-      <w:r>
-        <w:rPr>
-          <w:rFonts w:ascii="Arial" w:hAnsi="Arial" w:cs="Arial"/>
-          <w:sz w:val="24"/>
-          <w:szCs w:val="24"/>
-        </w:rPr>
-        <w:t>Diário de Bordo) ele quer que seja possível marcar a matéria(s) que ele passou, e que seja p</w:t>
-      </w:r>
-    </w:p>
-    <w:p>
-      <w:pPr>
-        <w:rPr>
-          <w:rFonts w:ascii="Arial" w:hAnsi="Arial" w:cs="Arial"/>
-          <w:sz w:val="24"/>
-          <w:szCs w:val="24"/>
-        </w:rPr>
-      </w:pPr>
-    </w:p>
-    <w:p>
-      <w:pPr>
-        <w:rPr>
-          <w:rFonts w:ascii="Arial" w:hAnsi="Arial" w:cs="Arial"/>
-          <w:sz w:val="24"/>
-          <w:szCs w:val="24"/>
-        </w:rPr>
-      </w:pPr>
+        <w:t>Na área dos alunos</w:t>
+      </w:r>
+      <w:r>
+        <w:rPr>
+          <w:rFonts w:ascii="Arial" w:hAnsi="Arial" w:cs="Arial"/>
+          <w:sz w:val="24"/>
+          <w:szCs w:val="24"/>
+        </w:rPr>
+        <w:t xml:space="preserve"> </w:t>
+      </w:r>
+      <w:r>
+        <w:rPr>
+          <w:rFonts w:ascii="Arial" w:hAnsi="Arial" w:cs="Arial"/>
+          <w:sz w:val="24"/>
+          <w:szCs w:val="24"/>
+        </w:rPr>
+        <w:t xml:space="preserve">(Diário de Bordo) ele quer que seja possível marcar a matéria(s) que ele passou, e que seja </w:t>
+      </w:r>
+      <w:r>
+        <w:rPr>
+          <w:rFonts w:ascii="Arial" w:hAnsi="Arial" w:cs="Arial"/>
+          <w:sz w:val="24"/>
+          <w:szCs w:val="24"/>
+        </w:rPr>
+        <w:t>possível adicionar/remover e utilizar esse parâmetro na visualização das informações gerais do Aluno.</w:t>
+      </w:r>
     </w:p>
     <w:p>
       <w:pPr>
@@ -379,8 +367,104 @@
           <w:u w:val="single"/>
         </w:rPr>
       </w:pPr>
+      <w:r>
+        <w:rPr>
+          <w:rFonts w:ascii="Arial" w:hAnsi="Arial" w:cs="Arial"/>
+          <w:sz w:val="24"/>
+          <w:szCs w:val="24"/>
+        </w:rPr>
+        <w:t>Ainda na aba do “Diário de Bordo”: seja visível: Repertório, Matérias, Nome, Data de Início, notas avulsas/agosto.</w:t>
+      </w:r>
+    </w:p>
+    <w:p>
+      <w:pPr>
+        <w:rPr>
+          <w:rFonts w:ascii="Arial" w:hAnsi="Arial" w:cs="Arial"/>
+          <w:sz w:val="24"/>
+          <w:szCs w:val="24"/>
+        </w:rPr>
+      </w:pPr>
+    </w:p>
+    <w:p>
+      <w:pPr>
+        <w:rPr>
+          <w:rFonts w:ascii="Arial" w:hAnsi="Arial" w:cs="Arial"/>
+          <w:sz w:val="24"/>
+          <w:szCs w:val="24"/>
+        </w:rPr>
+      </w:pPr>
+      <w:r>
+        <w:rPr>
+          <w:rFonts w:ascii="Arial" w:hAnsi="Arial" w:cs="Arial"/>
+          <w:sz w:val="24"/>
+          <w:szCs w:val="24"/>
+        </w:rPr>
+        <w:t>Aba de Pendentes: Fosse possível visualização de aspectos como: Visualizar quem pagou a mensalidade, aulas pendentes e ver quem possa ter pedido material da escola.</w:t>
+      </w:r>
+    </w:p>
+    <w:p>
+      <w:pPr>
+        <w:rPr>
+          <w:rFonts w:ascii="Arial" w:hAnsi="Arial" w:cs="Arial"/>
+          <w:sz w:val="24"/>
+          <w:szCs w:val="24"/>
+        </w:rPr>
+      </w:pPr>
+    </w:p>
+    <w:p>
+      <w:pPr>
+        <w:rPr>
+          <w:rFonts w:ascii="Arial" w:hAnsi="Arial" w:cs="Arial"/>
+          <w:sz w:val="24"/>
+          <w:szCs w:val="24"/>
+        </w:rPr>
+      </w:pPr>
+      <w:r>
+        <w:rPr>
+          <w:rFonts w:ascii="Arial" w:hAnsi="Arial" w:cs="Arial"/>
+          <w:sz w:val="24"/>
+          <w:szCs w:val="24"/>
+        </w:rPr>
+        <w:lastRenderedPageBreak/>
+        <w:t>Visual: Tema limpo,</w:t>
+      </w:r>
+      <w:r>
+        <w:rPr>
+          <w:rFonts w:ascii="Arial" w:hAnsi="Arial" w:cs="Arial"/>
+          <w:sz w:val="24"/>
+          <w:szCs w:val="24"/>
+        </w:rPr>
+        <w:t xml:space="preserve"> Moderno,  Cores Bonitas/Organização por Cores</w:t>
+      </w:r>
       <w:bookmarkStart w:id="0" w:name="_GoBack"/>
       <w:bookmarkEnd w:id="0"/>
+      <w:r>
+        <w:rPr>
+          <w:rFonts w:ascii="Arial" w:hAnsi="Arial" w:cs="Arial"/>
+          <w:sz w:val="24"/>
+          <w:szCs w:val="24"/>
+        </w:rPr>
+        <w:t>.</w:t>
+      </w:r>
+    </w:p>
+    <w:p>
+      <w:pPr>
+        <w:rPr>
+          <w:rFonts w:ascii="Arial" w:hAnsi="Arial" w:cs="Arial"/>
+          <w:sz w:val="24"/>
+          <w:szCs w:val="24"/>
+        </w:rPr>
+      </w:pPr>
+    </w:p>
+    <w:p>
+      <w:pPr>
+        <w:rPr>
+          <w:rFonts w:ascii="Arial" w:hAnsi="Arial" w:cs="Arial"/>
+          <w:sz w:val="24"/>
+          <w:szCs w:val="24"/>
+          <w:u w:val="single"/>
+        </w:rPr>
+      </w:pPr>
     </w:p>
     <w:p>
       <w:pPr>

--- a/Entrevista.docx
+++ b/Entrevista.docx
@@ -160,17 +160,27 @@
           <w:sz w:val="24"/>
           <w:szCs w:val="24"/>
         </w:rPr>
-        <w:t>Ferramentas:</w:t>
-      </w:r>
-    </w:p>
-    <w:p>
-      <w:pPr>
-        <w:rPr>
-          <w:rFonts w:ascii="Arial" w:hAnsi="Arial" w:cs="Arial"/>
-          <w:sz w:val="24"/>
-          <w:szCs w:val="24"/>
-        </w:rPr>
-      </w:pPr>
+        <w:t>Ferramentas</w:t>
+      </w:r>
+      <w:r>
+        <w:rPr>
+          <w:rFonts w:ascii="Arial" w:hAnsi="Arial" w:cs="Arial"/>
+          <w:sz w:val="24"/>
+          <w:szCs w:val="24"/>
+        </w:rPr>
+        <w:t>:</w:t>
+      </w:r>
+    </w:p>
+    <w:p>
+      <w:pPr>
+        <w:rPr>
+          <w:rFonts w:ascii="Arial" w:hAnsi="Arial" w:cs="Arial"/>
+          <w:sz w:val="24"/>
+          <w:szCs w:val="24"/>
+        </w:rPr>
+      </w:pPr>
+      <w:bookmarkStart w:id="0" w:name="_GoBack"/>
+      <w:bookmarkEnd w:id="0"/>
       <w:r>
         <w:rPr>
           <w:rFonts w:ascii="Arial" w:hAnsi="Arial" w:cs="Arial"/>
@@ -434,10 +444,24 @@
           <w:sz w:val="24"/>
           <w:szCs w:val="24"/>
         </w:rPr>
-        <w:t xml:space="preserve"> Moderno,  Cores Bonitas/Organização por Cores</w:t>
-      </w:r>
-      <w:bookmarkStart w:id="0" w:name="_GoBack"/>
-      <w:bookmarkEnd w:id="0"/>
+        <w:t xml:space="preserve"> </w:t>
+      </w:r>
+      <w:r>
+        <w:rPr>
+          <w:rFonts w:ascii="Arial" w:hAnsi="Arial" w:cs="Arial"/>
+          <w:sz w:val="24"/>
+          <w:szCs w:val="24"/>
+        </w:rPr>
+        <w:t>Moderno, Cores</w:t>
+      </w:r>
+      <w:r>
+        <w:rPr>
+          <w:rFonts w:ascii="Arial" w:hAnsi="Arial" w:cs="Arial"/>
+          <w:sz w:val="24"/>
+          <w:szCs w:val="24"/>
+        </w:rPr>
+        <w:t xml:space="preserve"> Bonitas/Organização por Cores</w:t>
+      </w:r>
       <w:r>
         <w:rPr>
           <w:rFonts w:ascii="Arial" w:hAnsi="Arial" w:cs="Arial"/>
@@ -462,6 +486,35 @@
           <w:rFonts w:ascii="Arial" w:hAnsi="Arial" w:cs="Arial"/>
           <w:sz w:val="24"/>
           <w:szCs w:val="24"/>
+        </w:rPr>
+      </w:pPr>
+    </w:p>
+    <w:p>
+      <w:pPr>
+        <w:rPr>
+          <w:rFonts w:ascii="Arial" w:hAnsi="Arial" w:cs="Arial"/>
+          <w:i/>
+          <w:sz w:val="24"/>
+          <w:szCs w:val="24"/>
+        </w:rPr>
+      </w:pPr>
+      <w:r>
+        <w:rPr>
+          <w:rFonts w:ascii="Arial" w:hAnsi="Arial" w:cs="Arial"/>
+          <w:i/>
+          <w:sz w:val="24"/>
+          <w:szCs w:val="24"/>
+        </w:rPr>
+        <w:t>Gráfico: Exibir um gráfico que exibe: quem pagou e não pagou, cadastro</w:t>
+      </w:r>
+    </w:p>
+    <w:p>
+      <w:pPr>
+        <w:rPr>
+          <w:rFonts w:ascii="Arial" w:hAnsi="Arial" w:cs="Arial"/>
+          <w:i/>
+          <w:sz w:val="24"/>
+          <w:szCs w:val="24"/>
           <w:u w:val="single"/>
         </w:rPr>
       </w:pPr>
@@ -470,10 +523,29 @@
       <w:pPr>
         <w:rPr>
           <w:rFonts w:ascii="Arial" w:hAnsi="Arial" w:cs="Arial"/>
-          <w:sz w:val="24"/>
-          <w:szCs w:val="24"/>
-        </w:rPr>
-      </w:pPr>
+          <w:i/>
+          <w:sz w:val="24"/>
+          <w:szCs w:val="24"/>
+        </w:rPr>
+      </w:pPr>
+      <w:r>
+        <w:rPr>
+          <w:rFonts w:ascii="Arial" w:hAnsi="Arial" w:cs="Arial"/>
+          <w:i/>
+          <w:sz w:val="24"/>
+          <w:szCs w:val="24"/>
+        </w:rPr>
+        <w:t>Cadastro com CPF</w:t>
+      </w:r>
+      <w:r>
+        <w:rPr>
+          <w:rFonts w:ascii="Arial" w:hAnsi="Arial" w:cs="Arial"/>
+          <w:i/>
+          <w:sz w:val="24"/>
+          <w:szCs w:val="24"/>
+        </w:rPr>
+        <w:t xml:space="preserve"> dos alunos que emite recibo, relatórios da aula, histórico, aba preparação.</w:t>
+      </w:r>
     </w:p>
     <w:p>
       <w:pPr>
